--- a/documentacao/arquivos/garantia-qualidade/LabMedSys - Modulo Garantia da Qualidade - Controle de Mudanças - Tela 06 Execução Plano de Ação - Anvisa.docx
+++ b/documentacao/arquivos/garantia-qualidade/LabMedSys - Modulo Garantia da Qualidade - Controle de Mudanças - Tela 06 Execução Plano de Ação - Anvisa.docx
@@ -998,7 +998,7 @@
                 <w:rFonts w:eastAsia="Arial" w:cs="Arial"/>
                 <w:szCs w:val="20"/>
               </w:rPr>
-              <w:t>Versão publicada no portal, sem os achados de segurança</w:t>
+              <w:t>Rascunho: legado, a partir do código</w:t>
             </w:r>
           </w:p>
         </w:tc>
@@ -3519,10 +3519,10 @@
         <w:tblLook w:val="04A0" w:firstRow="1" w:lastRow="0" w:firstColumn="1" w:lastColumn="0" w:noHBand="0" w:noVBand="1"/>
       </w:tblPr>
       <w:tblGrid>
-        <w:gridCol w:w="2808"/>
-        <w:gridCol w:w="936"/>
-        <w:gridCol w:w="4721"/>
-        <w:gridCol w:w="1166"/>
+        <w:gridCol w:w="2654"/>
+        <w:gridCol w:w="1259"/>
+        <w:gridCol w:w="4561"/>
+        <w:gridCol w:w="1157"/>
       </w:tblGrid>
       <w:tr>
         <w:trPr>
@@ -3531,7 +3531,7 @@
         </w:trPr>
         <w:tc>
           <w:tcPr>
-            <w:tcW w:w="2808" w:type="dxa"/>
+            <w:tcW w:w="2654" w:type="dxa"/>
             <w:shd w:val="clear" w:color="auto" w:fill="D9D9D9" w:themeFill="background1" w:themeFillShade="D9"/>
           </w:tcPr>
           <w:p>
@@ -3559,7 +3559,7 @@
         </w:tc>
         <w:tc>
           <w:tcPr>
-            <w:tcW w:w="936" w:type="dxa"/>
+            <w:tcW w:w="1259" w:type="dxa"/>
             <w:shd w:val="clear" w:color="auto" w:fill="D9D9D9" w:themeFill="background1" w:themeFillShade="D9"/>
           </w:tcPr>
           <w:p>
@@ -3587,7 +3587,7 @@
         </w:tc>
         <w:tc>
           <w:tcPr>
-            <w:tcW w:w="4721" w:type="dxa"/>
+            <w:tcW w:w="4561" w:type="dxa"/>
             <w:shd w:val="clear" w:color="auto" w:fill="D9D9D9" w:themeFill="background1" w:themeFillShade="D9"/>
           </w:tcPr>
           <w:p>
@@ -3615,7 +3615,7 @@
         </w:tc>
         <w:tc>
           <w:tcPr>
-            <w:tcW w:w="1166" w:type="dxa"/>
+            <w:tcW w:w="1157" w:type="dxa"/>
             <w:shd w:val="clear" w:color="auto" w:fill="D9D9D9" w:themeFill="background1" w:themeFillShade="D9"/>
           </w:tcPr>
           <w:p>
@@ -3648,7 +3648,7 @@
         </w:trPr>
         <w:tc>
           <w:tcPr>
-            <w:tcW w:w="2808" w:type="dxa"/>
+            <w:tcW w:w="2654" w:type="dxa"/>
           </w:tcPr>
           <w:p>
             <w:pPr>
@@ -3671,7 +3671,7 @@
         </w:tc>
         <w:tc>
           <w:tcPr>
-            <w:tcW w:w="936" w:type="dxa"/>
+            <w:tcW w:w="1259" w:type="dxa"/>
           </w:tcPr>
           <w:p>
             <w:pPr>
@@ -3694,7 +3694,7 @@
         </w:tc>
         <w:tc>
           <w:tcPr>
-            <w:tcW w:w="4721" w:type="dxa"/>
+            <w:tcW w:w="4561" w:type="dxa"/>
           </w:tcPr>
           <w:p>
             <w:pPr>
@@ -3717,7 +3717,7 @@
         </w:tc>
         <w:tc>
           <w:tcPr>
-            <w:tcW w:w="1166" w:type="dxa"/>
+            <w:tcW w:w="1157" w:type="dxa"/>
           </w:tcPr>
           <w:p>
             <w:pPr>
@@ -3745,7 +3745,7 @@
         </w:trPr>
         <w:tc>
           <w:tcPr>
-            <w:tcW w:w="2808" w:type="dxa"/>
+            <w:tcW w:w="2654" w:type="dxa"/>
           </w:tcPr>
           <w:p>
             <w:pPr>
@@ -3768,7 +3768,7 @@
         </w:tc>
         <w:tc>
           <w:tcPr>
-            <w:tcW w:w="936" w:type="dxa"/>
+            <w:tcW w:w="1259" w:type="dxa"/>
           </w:tcPr>
           <w:p>
             <w:pPr>
@@ -3791,7 +3791,7 @@
         </w:tc>
         <w:tc>
           <w:tcPr>
-            <w:tcW w:w="4721" w:type="dxa"/>
+            <w:tcW w:w="4561" w:type="dxa"/>
           </w:tcPr>
           <w:p>
             <w:pPr>
@@ -3814,7 +3814,7 @@
         </w:tc>
         <w:tc>
           <w:tcPr>
-            <w:tcW w:w="1166" w:type="dxa"/>
+            <w:tcW w:w="1157" w:type="dxa"/>
           </w:tcPr>
           <w:p>
             <w:pPr>
@@ -3842,7 +3842,7 @@
         </w:trPr>
         <w:tc>
           <w:tcPr>
-            <w:tcW w:w="2808" w:type="dxa"/>
+            <w:tcW w:w="2654" w:type="dxa"/>
           </w:tcPr>
           <w:p>
             <w:pPr>
@@ -3865,7 +3865,7 @@
         </w:tc>
         <w:tc>
           <w:tcPr>
-            <w:tcW w:w="936" w:type="dxa"/>
+            <w:tcW w:w="1259" w:type="dxa"/>
           </w:tcPr>
           <w:p>
             <w:pPr>
@@ -3888,7 +3888,7 @@
         </w:tc>
         <w:tc>
           <w:tcPr>
-            <w:tcW w:w="4721" w:type="dxa"/>
+            <w:tcW w:w="4561" w:type="dxa"/>
           </w:tcPr>
           <w:p>
             <w:pPr>
@@ -3911,7 +3911,7 @@
         </w:tc>
         <w:tc>
           <w:tcPr>
-            <w:tcW w:w="1166" w:type="dxa"/>
+            <w:tcW w:w="1157" w:type="dxa"/>
           </w:tcPr>
           <w:p>
             <w:pPr>
@@ -3939,7 +3939,7 @@
         </w:trPr>
         <w:tc>
           <w:tcPr>
-            <w:tcW w:w="2808" w:type="dxa"/>
+            <w:tcW w:w="2654" w:type="dxa"/>
           </w:tcPr>
           <w:p>
             <w:pPr>
@@ -3962,7 +3962,7 @@
         </w:tc>
         <w:tc>
           <w:tcPr>
-            <w:tcW w:w="936" w:type="dxa"/>
+            <w:tcW w:w="1259" w:type="dxa"/>
           </w:tcPr>
           <w:p>
             <w:pPr>
@@ -3985,7 +3985,7 @@
         </w:tc>
         <w:tc>
           <w:tcPr>
-            <w:tcW w:w="4721" w:type="dxa"/>
+            <w:tcW w:w="4561" w:type="dxa"/>
           </w:tcPr>
           <w:p>
             <w:pPr>
@@ -4008,7 +4008,7 @@
         </w:tc>
         <w:tc>
           <w:tcPr>
-            <w:tcW w:w="1166" w:type="dxa"/>
+            <w:tcW w:w="1157" w:type="dxa"/>
           </w:tcPr>
           <w:p>
             <w:pPr>
@@ -4036,7 +4036,104 @@
         </w:trPr>
         <w:tc>
           <w:tcPr>
-            <w:tcW w:w="2808" w:type="dxa"/>
+            <w:tcW w:w="2654" w:type="dxa"/>
+          </w:tcPr>
+          <w:p>
+            <w:pPr>
+              <w:widowControl/>
+              <w:spacing w:after="0" w:line="276" w:lineRule="auto"/>
+              <w:jc w:val="left"/>
+              <w:rPr>
+                <w:sz w:val="18"/>
+                <w:szCs w:val="18"/>
+              </w:rPr>
+            </w:pPr>
+            <w:r>
+              <w:rPr>
+                <w:sz w:val="18"/>
+                <w:szCs w:val="20"/>
+              </w:rPr>
+              <w:t xml:space="preserve">"Quando apropriado, o motivo da alteração deve ser registrado."</w:t>
+            </w:r>
+          </w:p>
+        </w:tc>
+        <w:tc>
+          <w:tcPr>
+            <w:tcW w:w="1259" w:type="dxa"/>
+          </w:tcPr>
+          <w:p>
+            <w:pPr>
+              <w:widowControl/>
+              <w:spacing w:after="0" w:line="276" w:lineRule="auto"/>
+              <w:jc w:val="left"/>
+              <w:rPr>
+                <w:sz w:val="18"/>
+                <w:szCs w:val="18"/>
+              </w:rPr>
+            </w:pPr>
+            <w:r>
+              <w:rPr>
+                <w:sz w:val="18"/>
+                <w:szCs w:val="20"/>
+              </w:rPr>
+              <w:t xml:space="preserve">Art. 125, parágrafo único</w:t>
+            </w:r>
+          </w:p>
+        </w:tc>
+        <w:tc>
+          <w:tcPr>
+            <w:tcW w:w="4561" w:type="dxa"/>
+          </w:tcPr>
+          <w:p>
+            <w:pPr>
+              <w:widowControl/>
+              <w:spacing w:after="0" w:line="276" w:lineRule="auto"/>
+              <w:jc w:val="left"/>
+              <w:rPr>
+                <w:sz w:val="18"/>
+                <w:szCs w:val="18"/>
+              </w:rPr>
+            </w:pPr>
+            <w:r>
+              <w:rPr>
+                <w:sz w:val="18"/>
+                <w:szCs w:val="20"/>
+              </w:rPr>
+              <w:t xml:space="preserve">Reexecutar uma ação já finalizada, mudando data ou observação, não pede justificativa; a coluna Justificativa nunca é preenchida (RN-GQ-M06-013; AvaliacaoPlanoAcaoController.cs:403)</w:t>
+            </w:r>
+          </w:p>
+        </w:tc>
+        <w:tc>
+          <w:tcPr>
+            <w:tcW w:w="1157" w:type="dxa"/>
+          </w:tcPr>
+          <w:p>
+            <w:pPr>
+              <w:widowControl/>
+              <w:spacing w:after="0" w:line="276" w:lineRule="auto"/>
+              <w:jc w:val="left"/>
+              <w:rPr>
+                <w:sz w:val="18"/>
+                <w:szCs w:val="18"/>
+              </w:rPr>
+            </w:pPr>
+            <w:r>
+              <w:rPr>
+                <w:sz w:val="18"/>
+                <w:szCs w:val="20"/>
+              </w:rPr>
+              <w:t xml:space="preserve">Não atende</w:t>
+            </w:r>
+          </w:p>
+        </w:tc>
+      </w:tr>
+      <w:tr>
+        <w:trPr>
+          <w:cantSplit/>
+        </w:trPr>
+        <w:tc>
+          <w:tcPr>
+            <w:tcW w:w="2654" w:type="dxa"/>
           </w:tcPr>
           <w:p>
             <w:pPr>
@@ -4059,7 +4156,7 @@
         </w:tc>
         <w:tc>
           <w:tcPr>
-            <w:tcW w:w="936" w:type="dxa"/>
+            <w:tcW w:w="1259" w:type="dxa"/>
           </w:tcPr>
           <w:p>
             <w:pPr>
@@ -4082,7 +4179,7 @@
         </w:tc>
         <w:tc>
           <w:tcPr>
-            <w:tcW w:w="4721" w:type="dxa"/>
+            <w:tcW w:w="4561" w:type="dxa"/>
           </w:tcPr>
           <w:p>
             <w:pPr>
@@ -4105,7 +4202,7 @@
         </w:tc>
         <w:tc>
           <w:tcPr>
-            <w:tcW w:w="1166" w:type="dxa"/>
+            <w:tcW w:w="1157" w:type="dxa"/>
           </w:tcPr>
           <w:p>
             <w:pPr>
@@ -4341,6 +4438,24 @@
           <w:szCs w:val="20"/>
         </w:rPr>
         <w:t xml:space="preserve">Etapa de verificação, depois da implementação, de que o objetivo da mudança foi alcançado (RN-GQ-086).</w:t>
+      </w:r>
+    </w:p>
+    <w:p>
+      <w:pPr>
+        <w:numPr>
+          <w:ilvl w:val="0"/>
+          <w:numId w:val="2"/>
+        </w:numPr>
+        <w:spacing w:after="0" w:line="360" w:lineRule="auto"/>
+        <w:rPr>
+          <w:szCs w:val="20"/>
+        </w:rPr>
+      </w:pPr>
+      <w:r>
+        <w:rPr>
+          <w:szCs w:val="20"/>
+        </w:rPr>
+        <w:t xml:space="preserve">Corrigir o filtro de datas e a consulta aberta pelo endereço Visualizar.</w:t>
       </w:r>
     </w:p>
     <w:p>

--- a/documentacao/arquivos/garantia-qualidade/LabMedSys - Modulo Garantia da Qualidade - Controle de Mudanças - Tela 06 Execução Plano de Ação - Anvisa.docx
+++ b/documentacao/arquivos/garantia-qualidade/LabMedSys - Modulo Garantia da Qualidade - Controle de Mudanças - Tela 06 Execução Plano de Ação - Anvisa.docx
@@ -946,7 +946,7 @@
               <w:rPr>
                 <w:szCs w:val="20"/>
               </w:rPr>
-              <w:t>22/10/2026</w:t>
+              <w:t>23/10/2026</w:t>
             </w:r>
           </w:p>
         </w:tc>
